--- a/downloads/teacher/04 Units/Unit 03 - Human Development and Relationships - Growing Up, Getting Along/Lesson 03.16 - What Parents and Caregivers Do.docx
+++ b/downloads/teacher/04 Units/Unit 03 - Human Development and Relationships - Growing Up, Getting Along/Lesson 03.16 - What Parents and Caregivers Do.docx
@@ -286,23 +286,41 @@
       <w:r>
         <w:t xml:space="preserve">By the end of this lesson, students will be able to:</w:t>
       </w:r>
-      <w:r>
-        <w:t xml:space="preserve"> </w:t>
-      </w:r>
-      <w:r>
-        <w:t xml:space="preserve">1. (Low) Given the eight jobs of a parent or caregiver (safety, food, health, love, teaching, limits, money, time), list all eight and give one example of each for a two year old.</w:t>
-      </w:r>
-      <w:r>
-        <w:t xml:space="preserve"> </w:t>
-      </w:r>
-      <w:r>
-        <w:t xml:space="preserve">2. (Mid) Given a 24-hour caregiver clock template, fill a full day for a toddler with what the child needs each hour and which of the eight jobs it is, then calculate the hours a caregiver spends directly on the child.</w:t>
-      </w:r>
-      <w:r>
-        <w:t xml:space="preserve"> </w:t>
-      </w:r>
-      <w:r>
-        <w:t xml:space="preserve">3. (High) Given a list of community supports (pediatrician, school, library, WIC, 211, and others), match each to a family need from the clock, and evaluate at a general level what</w:t>
+    </w:p>
+    <w:p>
+      <w:pPr>
+        <w:numPr>
+          <w:ilvl w:val="0"/>
+          <w:numId w:val="1002"/>
+        </w:numPr>
+        <w:pStyle w:val="Compact"/>
+      </w:pPr>
+      <w:r>
+        <w:t xml:space="preserve">(Low) Given the eight jobs of a parent or caregiver (safety, food, health, love, teaching, limits, money, time), list all eight and give one example of each for a two year old.</w:t>
+      </w:r>
+    </w:p>
+    <w:p>
+      <w:pPr>
+        <w:numPr>
+          <w:ilvl w:val="0"/>
+          <w:numId w:val="1002"/>
+        </w:numPr>
+        <w:pStyle w:val="Compact"/>
+      </w:pPr>
+      <w:r>
+        <w:t xml:space="preserve">(Mid) Given a 24-hour caregiver clock template, fill a full day for a toddler with what the child needs each hour and which of the eight jobs it is, then calculate the hours a caregiver spends directly on the child.</w:t>
+      </w:r>
+    </w:p>
+    <w:p>
+      <w:pPr>
+        <w:numPr>
+          <w:ilvl w:val="0"/>
+          <w:numId w:val="1002"/>
+        </w:numPr>
+        <w:pStyle w:val="Compact"/>
+      </w:pPr>
+      <w:r>
+        <w:t xml:space="preserve">(High) Given a list of community supports (pediatrician, school, library, WIC, 211, and others), match each to a family need from the clock, and evaluate at a general level what</w:t>
       </w:r>
       <w:r>
         <w:t xml:space="preserve"> </w:t>
@@ -370,7 +388,7 @@
       <w:pPr>
         <w:numPr>
           <w:ilvl w:val="0"/>
-          <w:numId w:val="1002"/>
+          <w:numId w:val="1003"/>
         </w:numPr>
         <w:pStyle w:val="Compact"/>
       </w:pPr>
@@ -397,7 +415,7 @@
       <w:pPr>
         <w:numPr>
           <w:ilvl w:val="0"/>
-          <w:numId w:val="1002"/>
+          <w:numId w:val="1003"/>
         </w:numPr>
         <w:pStyle w:val="Compact"/>
       </w:pPr>
@@ -418,7 +436,7 @@
       <w:pPr>
         <w:numPr>
           <w:ilvl w:val="0"/>
-          <w:numId w:val="1002"/>
+          <w:numId w:val="1003"/>
         </w:numPr>
         <w:pStyle w:val="Compact"/>
       </w:pPr>
@@ -430,7 +448,7 @@
       <w:pPr>
         <w:numPr>
           <w:ilvl w:val="0"/>
-          <w:numId w:val="1002"/>
+          <w:numId w:val="1003"/>
         </w:numPr>
         <w:pStyle w:val="Compact"/>
       </w:pPr>
@@ -451,7 +469,7 @@
       <w:pPr>
         <w:numPr>
           <w:ilvl w:val="0"/>
-          <w:numId w:val="1002"/>
+          <w:numId w:val="1003"/>
         </w:numPr>
         <w:pStyle w:val="Compact"/>
       </w:pPr>
@@ -911,11 +929,17 @@
       <w:r>
         <w:t xml:space="preserve">Monitor understanding:</w:t>
       </w:r>
-      <w:r>
-        <w:t xml:space="preserve"> </w:t>
-      </w:r>
-      <w:r>
-        <w:t xml:space="preserve">- Name the eight jobs. Which one is</w:t>
+    </w:p>
+    <w:p>
+      <w:pPr>
+        <w:numPr>
+          <w:ilvl w:val="0"/>
+          <w:numId w:val="1004"/>
+        </w:numPr>
+        <w:pStyle w:val="Compact"/>
+      </w:pPr>
+      <w:r>
+        <w:t xml:space="preserve">Name the eight jobs. Which one is</w:t>
       </w:r>
       <w:r>
         <w:t xml:space="preserve"> </w:t>
@@ -932,43 +956,73 @@
       <w:r>
         <w:t xml:space="preserve">?</w:t>
       </w:r>
-      <w:r>
-        <w:t xml:space="preserve"> </w:t>
-      </w:r>
-      <w:r>
-        <w:t xml:space="preserve">- On your clock, what job is the caregiver doing at 2 a.m.?</w:t>
-      </w:r>
-      <w:r>
-        <w:t xml:space="preserve"> </w:t>
-      </w:r>
-      <w:r>
-        <w:t xml:space="preserve">- What does WIC do, and who can use it?</w:t>
-      </w:r>
-    </w:p>
-    <w:p>
-      <w:pPr>
-        <w:pStyle w:val="BodyText"/>
+    </w:p>
+    <w:p>
+      <w:pPr>
+        <w:numPr>
+          <w:ilvl w:val="0"/>
+          <w:numId w:val="1004"/>
+        </w:numPr>
+        <w:pStyle w:val="Compact"/>
+      </w:pPr>
+      <w:r>
+        <w:t xml:space="preserve">On your clock, what job is the caregiver doing at 2 a.m.?</w:t>
+      </w:r>
+    </w:p>
+    <w:p>
+      <w:pPr>
+        <w:numPr>
+          <w:ilvl w:val="0"/>
+          <w:numId w:val="1004"/>
+        </w:numPr>
+        <w:pStyle w:val="Compact"/>
+      </w:pPr>
+      <w:r>
+        <w:t xml:space="preserve">What does WIC do, and who can use it?</w:t>
+      </w:r>
+    </w:p>
+    <w:p>
+      <w:pPr>
+        <w:pStyle w:val="FirstParagraph"/>
       </w:pPr>
       <w:r>
         <w:t xml:space="preserve">Deepen learning:</w:t>
       </w:r>
-      <w:r>
-        <w:t xml:space="preserve"> </w:t>
-      </w:r>
-      <w:r>
-        <w:t xml:space="preserve">- The clock shows about 24 shaded hours. How is that possible for a person who also works? What has to be true?</w:t>
-      </w:r>
-      <w:r>
-        <w:t xml:space="preserve"> </w:t>
-      </w:r>
-      <w:r>
-        <w:t xml:space="preserve">- Which of the four readiness things can money not buy?</w:t>
-      </w:r>
-      <w:r>
-        <w:t xml:space="preserve"> </w:t>
-      </w:r>
-      <w:r>
-        <w:t xml:space="preserve">- If a family needs help and does not know where to start, why is 211 the first call and not the last?</w:t>
+    </w:p>
+    <w:p>
+      <w:pPr>
+        <w:numPr>
+          <w:ilvl w:val="0"/>
+          <w:numId w:val="1005"/>
+        </w:numPr>
+        <w:pStyle w:val="Compact"/>
+      </w:pPr>
+      <w:r>
+        <w:t xml:space="preserve">The clock shows about 24 shaded hours. How is that possible for a person who also works? What has to be true?</w:t>
+      </w:r>
+    </w:p>
+    <w:p>
+      <w:pPr>
+        <w:numPr>
+          <w:ilvl w:val="0"/>
+          <w:numId w:val="1005"/>
+        </w:numPr>
+        <w:pStyle w:val="Compact"/>
+      </w:pPr>
+      <w:r>
+        <w:t xml:space="preserve">Which of the four readiness things can money not buy?</w:t>
+      </w:r>
+    </w:p>
+    <w:p>
+      <w:pPr>
+        <w:numPr>
+          <w:ilvl w:val="0"/>
+          <w:numId w:val="1005"/>
+        </w:numPr>
+        <w:pStyle w:val="Compact"/>
+      </w:pPr>
+      <w:r>
+        <w:t xml:space="preserve">If a family needs help and does not know where to start, why is 211 the first call and not the last?</w:t>
       </w:r>
     </w:p>
     <w:p>
@@ -1159,7 +1213,7 @@
       <w:pPr>
         <w:numPr>
           <w:ilvl w:val="0"/>
-          <w:numId w:val="1003"/>
+          <w:numId w:val="1006"/>
         </w:numPr>
         <w:pStyle w:val="Compact"/>
       </w:pPr>
@@ -1171,7 +1225,7 @@
       <w:pPr>
         <w:numPr>
           <w:ilvl w:val="0"/>
-          <w:numId w:val="1003"/>
+          <w:numId w:val="1006"/>
         </w:numPr>
         <w:pStyle w:val="Compact"/>
       </w:pPr>
@@ -1183,7 +1237,7 @@
       <w:pPr>
         <w:numPr>
           <w:ilvl w:val="0"/>
-          <w:numId w:val="1003"/>
+          <w:numId w:val="1006"/>
         </w:numPr>
         <w:pStyle w:val="Compact"/>
       </w:pPr>
@@ -1195,7 +1249,7 @@
       <w:pPr>
         <w:numPr>
           <w:ilvl w:val="0"/>
-          <w:numId w:val="1003"/>
+          <w:numId w:val="1006"/>
         </w:numPr>
         <w:pStyle w:val="Compact"/>
       </w:pPr>
@@ -1222,7 +1276,7 @@
       <w:pPr>
         <w:numPr>
           <w:ilvl w:val="0"/>
-          <w:numId w:val="1003"/>
+          <w:numId w:val="1006"/>
         </w:numPr>
         <w:pStyle w:val="Compact"/>
       </w:pPr>
@@ -1234,7 +1288,7 @@
       <w:pPr>
         <w:numPr>
           <w:ilvl w:val="0"/>
-          <w:numId w:val="1003"/>
+          <w:numId w:val="1006"/>
         </w:numPr>
         <w:pStyle w:val="Compact"/>
       </w:pPr>
@@ -1579,7 +1633,7 @@
       <w:pPr>
         <w:numPr>
           <w:ilvl w:val="0"/>
-          <w:numId w:val="1004"/>
+          <w:numId w:val="1007"/>
         </w:numPr>
         <w:pStyle w:val="Compact"/>
       </w:pPr>
@@ -1603,7 +1657,7 @@
       <w:pPr>
         <w:numPr>
           <w:ilvl w:val="0"/>
-          <w:numId w:val="1004"/>
+          <w:numId w:val="1007"/>
         </w:numPr>
         <w:pStyle w:val="Compact"/>
       </w:pPr>
@@ -1615,7 +1669,7 @@
       <w:pPr>
         <w:numPr>
           <w:ilvl w:val="0"/>
-          <w:numId w:val="1004"/>
+          <w:numId w:val="1007"/>
         </w:numPr>
         <w:pStyle w:val="Compact"/>
       </w:pPr>
@@ -1657,7 +1711,7 @@
       <w:pPr>
         <w:numPr>
           <w:ilvl w:val="0"/>
-          <w:numId w:val="1004"/>
+          <w:numId w:val="1007"/>
         </w:numPr>
         <w:pStyle w:val="Compact"/>
       </w:pPr>
@@ -1669,7 +1723,7 @@
       <w:pPr>
         <w:numPr>
           <w:ilvl w:val="0"/>
-          <w:numId w:val="1004"/>
+          <w:numId w:val="1007"/>
         </w:numPr>
         <w:pStyle w:val="Compact"/>
       </w:pPr>
@@ -1690,7 +1744,7 @@
       <w:pPr>
         <w:numPr>
           <w:ilvl w:val="0"/>
-          <w:numId w:val="1004"/>
+          <w:numId w:val="1007"/>
         </w:numPr>
         <w:pStyle w:val="Compact"/>
       </w:pPr>
@@ -1712,7 +1766,7 @@
       <w:pPr>
         <w:numPr>
           <w:ilvl w:val="0"/>
-          <w:numId w:val="1005"/>
+          <w:numId w:val="1008"/>
         </w:numPr>
         <w:pStyle w:val="Compact"/>
       </w:pPr>
@@ -1724,7 +1778,7 @@
       <w:pPr>
         <w:numPr>
           <w:ilvl w:val="0"/>
-          <w:numId w:val="1005"/>
+          <w:numId w:val="1008"/>
         </w:numPr>
         <w:pStyle w:val="Compact"/>
       </w:pPr>
@@ -1748,7 +1802,7 @@
       <w:pPr>
         <w:numPr>
           <w:ilvl w:val="0"/>
-          <w:numId w:val="1005"/>
+          <w:numId w:val="1008"/>
         </w:numPr>
         <w:pStyle w:val="Compact"/>
       </w:pPr>
@@ -1772,7 +1826,7 @@
       <w:pPr>
         <w:numPr>
           <w:ilvl w:val="0"/>
-          <w:numId w:val="1005"/>
+          <w:numId w:val="1008"/>
         </w:numPr>
         <w:pStyle w:val="Compact"/>
       </w:pPr>
@@ -1793,7 +1847,7 @@
       <w:pPr>
         <w:numPr>
           <w:ilvl w:val="0"/>
-          <w:numId w:val="1005"/>
+          <w:numId w:val="1008"/>
         </w:numPr>
         <w:pStyle w:val="Compact"/>
       </w:pPr>
@@ -2086,6 +2140,118 @@
       </w:pPr>
     </w:lvl>
   </w:abstractNum>
+  <w:abstractNum w:abstractNumId="99411">
+    <w:nsid w:val="71315dca"/>
+    <w:multiLevelType w:val="multilevel"/>
+    <w:lvl w:ilvl="0">
+      <w:start w:val="1"/>
+      <w:numFmt w:val="decimal"/>
+      <w:lvlText w:val="%1."/>
+      <w:lvlJc w:val="left"/>
+      <w:pPr>
+        <w:tabs>
+          <w:tab w:val="num" w:pos="0"/>
+        </w:tabs>
+        <w:ind w:left="480" w:hanging="480"/>
+      </w:pPr>
+    </w:lvl>
+    <w:lvl w:ilvl="1">
+      <w:start w:val="1"/>
+      <w:numFmt w:val="decimal"/>
+      <w:lvlText w:val="%2."/>
+      <w:lvlJc w:val="left"/>
+      <w:pPr>
+        <w:tabs>
+          <w:tab w:val="num" w:pos="720"/>
+        </w:tabs>
+        <w:ind w:left="1200" w:hanging="480"/>
+      </w:pPr>
+    </w:lvl>
+    <w:lvl w:ilvl="2">
+      <w:start w:val="1"/>
+      <w:numFmt w:val="decimal"/>
+      <w:lvlText w:val="%3."/>
+      <w:lvlJc w:val="left"/>
+      <w:pPr>
+        <w:tabs>
+          <w:tab w:val="num" w:pos="1440"/>
+        </w:tabs>
+        <w:ind w:left="1920" w:hanging="480"/>
+      </w:pPr>
+    </w:lvl>
+    <w:lvl w:ilvl="3">
+      <w:start w:val="1"/>
+      <w:numFmt w:val="decimal"/>
+      <w:lvlText w:val="%4."/>
+      <w:lvlJc w:val="left"/>
+      <w:pPr>
+        <w:tabs>
+          <w:tab w:val="num" w:pos="2160"/>
+        </w:tabs>
+        <w:ind w:left="2640" w:hanging="480"/>
+      </w:pPr>
+    </w:lvl>
+    <w:lvl w:ilvl="4">
+      <w:start w:val="1"/>
+      <w:numFmt w:val="decimal"/>
+      <w:lvlText w:val="%5."/>
+      <w:lvlJc w:val="left"/>
+      <w:pPr>
+        <w:tabs>
+          <w:tab w:val="num" w:pos="2880"/>
+        </w:tabs>
+        <w:ind w:left="3360" w:hanging="480"/>
+      </w:pPr>
+    </w:lvl>
+    <w:lvl w:ilvl="5">
+      <w:start w:val="1"/>
+      <w:numFmt w:val="decimal"/>
+      <w:lvlText w:val="%6."/>
+      <w:lvlJc w:val="left"/>
+      <w:pPr>
+        <w:tabs>
+          <w:tab w:val="num" w:pos="3600"/>
+        </w:tabs>
+        <w:ind w:left="4080" w:hanging="480"/>
+      </w:pPr>
+    </w:lvl>
+    <w:lvl w:ilvl="6">
+      <w:start w:val="1"/>
+      <w:numFmt w:val="decimal"/>
+      <w:lvlText w:val="%7."/>
+      <w:lvlJc w:val="left"/>
+      <w:pPr>
+        <w:tabs>
+          <w:tab w:val="num" w:pos="4320"/>
+        </w:tabs>
+        <w:ind w:left="4800" w:hanging="480"/>
+      </w:pPr>
+    </w:lvl>
+    <w:lvl w:ilvl="7">
+      <w:start w:val="1"/>
+      <w:numFmt w:val="decimal"/>
+      <w:lvlText w:val="%8."/>
+      <w:lvlJc w:val="left"/>
+      <w:pPr>
+        <w:tabs>
+          <w:tab w:val="num" w:pos="5040"/>
+        </w:tabs>
+        <w:ind w:left="5520" w:hanging="480"/>
+      </w:pPr>
+    </w:lvl>
+    <w:lvl w:ilvl="8">
+      <w:start w:val="1"/>
+      <w:numFmt w:val="decimal"/>
+      <w:lvlText w:val="%9."/>
+      <w:lvlJc w:val="left"/>
+      <w:pPr>
+        <w:tabs>
+          <w:tab w:val="num" w:pos="5760"/>
+        </w:tabs>
+        <w:ind w:left="6240" w:hanging="480"/>
+      </w:pPr>
+    </w:lvl>
+  </w:abstractNum>
   <w:num w:numId="1000">
     <w:abstractNumId w:val="990"/>
   </w:num>
@@ -2093,7 +2259,34 @@
     <w:abstractNumId w:val="991"/>
   </w:num>
   <w:num w:numId="1002">
-    <w:abstractNumId w:val="991"/>
+    <w:abstractNumId w:val="99411"/>
+    <w:lvlOverride w:ilvl="0">
+      <w:startOverride w:val="1"/>
+    </w:lvlOverride>
+    <w:lvlOverride w:ilvl="1">
+      <w:startOverride w:val="1"/>
+    </w:lvlOverride>
+    <w:lvlOverride w:ilvl="2">
+      <w:startOverride w:val="1"/>
+    </w:lvlOverride>
+    <w:lvlOverride w:ilvl="3">
+      <w:startOverride w:val="1"/>
+    </w:lvlOverride>
+    <w:lvlOverride w:ilvl="4">
+      <w:startOverride w:val="1"/>
+    </w:lvlOverride>
+    <w:lvlOverride w:ilvl="5">
+      <w:startOverride w:val="1"/>
+    </w:lvlOverride>
+    <w:lvlOverride w:ilvl="6">
+      <w:startOverride w:val="1"/>
+    </w:lvlOverride>
+    <w:lvlOverride w:ilvl="7">
+      <w:startOverride w:val="1"/>
+    </w:lvlOverride>
+    <w:lvlOverride w:ilvl="8">
+      <w:startOverride w:val="1"/>
+    </w:lvlOverride>
   </w:num>
   <w:num w:numId="1003">
     <w:abstractNumId w:val="991"/>
@@ -2102,6 +2295,15 @@
     <w:abstractNumId w:val="991"/>
   </w:num>
   <w:num w:numId="1005">
+    <w:abstractNumId w:val="991"/>
+  </w:num>
+  <w:num w:numId="1006">
+    <w:abstractNumId w:val="991"/>
+  </w:num>
+  <w:num w:numId="1007">
+    <w:abstractNumId w:val="991"/>
+  </w:num>
+  <w:num w:numId="1008">
     <w:abstractNumId w:val="991"/>
   </w:num>
 </w:numbering>

--- a/downloads/teacher/04 Units/Unit 03 - Human Development and Relationships - Growing Up, Getting Along/Lesson 03.16 - What Parents and Caregivers Do.docx
+++ b/downloads/teacher/04 Units/Unit 03 - Human Development and Relationships - Growing Up, Getting Along/Lesson 03.16 - What Parents and Caregivers Do.docx
@@ -224,7 +224,7 @@
         <w:pStyle w:val="FirstParagraph"/>
       </w:pPr>
       <w:r>
-        <w:t xml:space="preserve">Four module lines are cited because the caregiver clock (7. a) and b)), the readiness discussion (7. c)), and the community supports (5. f)) are three distinct parts of one period; the Unit 3 Test checks each.</w:t>
+        <w:t xml:space="preserve">Four module lines are cited because the caregiver clock (6. a) and b)), the readiness discussion (6. c)), and the community supports (5. f)) are three distinct parts of one period; the Unit 3 Test checks each.</w:t>
       </w:r>
     </w:p>
     <w:p>
@@ -453,16 +453,7 @@
         <w:pStyle w:val="Compact"/>
       </w:pPr>
       <w:r>
-        <w:t xml:space="preserve">A local supports slide with real names and numbers</w:t>
-      </w:r>
-      <w:r>
-        <w:t xml:space="preserve"> </w:t>
-      </w:r>
-      <w:r>
-        <w:rPr>
-          <w:rStyle w:val="TeacherNote"/>
-        </w:rPr>
-        <w:t xml:space="preserve">[Sal: the nearest pediatric clinic, the school’s family liaison, the public library branch, the county WIC office, 211 for New York, and the after-hours nurse line if the district has one]</w:t>
+        <w:t xml:space="preserve">A local supports slide with real names and numbers (the nearest pediatric clinic, the school’s family liaison, the public library branch, the county WIC office, 211 for New York, and the after-hours nurse line if there is one)</w:t>
       </w:r>
     </w:p>
     <w:p>
@@ -820,7 +811,7 @@
               <w:jc w:val="left"/>
             </w:pPr>
             <w:r>
-              <w:t xml:space="preserve">Say what this part is and is not: it is not a lesson on whether to have children or when; it is a look at what a person needs in place to do the eight jobs well. Show four things at a general level: age (a body and a brain that are done growing; a person who has finished their own school years), money (the clock has a cost; diapers alone run about $70 a month, child care can cost more than rent [Sal: confirm local figures]), support (a partner, a parent, a friend, a neighbor; nobody does 24 hours alone for long), patience (the 2 a.m. fever and the spilled cup are the job, not the exception). Ask: which of the four does the caregiver clock show most clearly?</w:t>
+              <w:t xml:space="preserve">Say what this part is and is not: it is not a lesson on whether to have children or when; it is a look at what a person needs in place to do the eight jobs well. Show four things at a general level: age (a body and a brain that are done growing; a person who has finished their own school years), money (the clock has a cost; diapers alone run about $70 a month, child care can cost more than rent), support (a partner, a parent, a friend, a neighbor; nobody does 24 hours alone for long), patience (the 2 a.m. fever and the spilled cup are the job, not the exception). Ask: which of the four does the caregiver clock show most clearly?</w:t>
             </w:r>
           </w:p>
         </w:tc>
@@ -1218,7 +1209,7 @@
         <w:pStyle w:val="Compact"/>
       </w:pPr>
       <w:r>
-        <w:t xml:space="preserve">ELL: the eight jobs have an icon each on the slides and the handout; the clock uses pictures for the anchors (a sun for wake, a bed for nap, a moon for bedtime); the words caregiver, safety, food, health, love, limits, and money are listed in Turkish, Portuguese, and Spanish on the handout (marked [check with a native speaker]); the 211 line is available in many languages and the slide says so.</w:t>
+        <w:t xml:space="preserve">ELL: the eight jobs have an icon each on the slides and the handout; the clock uses pictures for the anchors (a sun for wake, a bed for nap, a moon for bedtime); the words caregiver, safety, food, health, love, limits, and money are listed in Turkish, Portuguese, and Spanish on the handout (to be verified by a native speaker); the 211 line is available in many languages and the slide says so.</w:t>
       </w:r>
     </w:p>
     <w:p>
@@ -1254,22 +1245,7 @@
         <w:pStyle w:val="Compact"/>
       </w:pPr>
       <w:r>
-        <w:t xml:space="preserve">Grade 8 stretch: the full 24 hours plus a second surprise the pair invents; grade 8 pairs also estimate a monthly cost for three of the eight jobs (food, diapers, child care) using the figures on the slide</w:t>
-      </w:r>
-      <w:r>
-        <w:t xml:space="preserve"> </w:t>
-      </w:r>
-      <w:r>
-        <w:rPr>
-          <w:rStyle w:val="TeacherNote"/>
-        </w:rPr>
-        <w:t xml:space="preserve">[Sal: confirm local figures]</w:t>
-      </w:r>
-      <w:r>
-        <w:t xml:space="preserve"> </w:t>
-      </w:r>
-      <w:r>
-        <w:t xml:space="preserve">and write one sentence on what a family with one income would have to give up.</w:t>
+        <w:t xml:space="preserve">Grade 8 stretch: the full 24 hours plus a second surprise the pair invents; grade 8 pairs also estimate a monthly cost for three of the eight jobs (food, diapers, child care) using the figures on the slide and write one sentence on what a family with one income would have to give up.</w:t>
       </w:r>
     </w:p>
     <w:p>
@@ -1609,15 +1585,6 @@
       <w:r>
         <w:t xml:space="preserve">Inside the building: the school nurse for the health job and the after-hours nurse line; the family liaison or parent coordinator, who knows the local supports better than anyone and could take five minutes of Step 4. Community: the public library’s children’s librarian; the county WIC office, which usually has a one-page flyer in several languages.</w:t>
       </w:r>
-      <w:r>
-        <w:t xml:space="preserve"> </w:t>
-      </w:r>
-      <w:r>
-        <w:rPr>
-          <w:rStyle w:val="TeacherNote"/>
-        </w:rPr>
-        <w:t xml:space="preserve">[Sal: ask the family liaison for the building’s own list of local supports and use it for the slide; it will be better than mine.]</w:t>
-      </w:r>
     </w:p>
     <w:p>
       <w:pPr>
@@ -1730,15 +1697,6 @@
       <w:r>
         <w:t xml:space="preserve">211 New York (211nys.org) and the USDA WIC program (fns.usda.gov/wic) for what each service does.</w:t>
       </w:r>
-      <w:r>
-        <w:t xml:space="preserve"> </w:t>
-      </w:r>
-      <w:r>
-        <w:rPr>
-          <w:rStyle w:val="TeacherNote"/>
-        </w:rPr>
-        <w:t xml:space="preserve">[Sal: confirm the local WIC office and the 211 coverage for your school’s county.]</w:t>
-      </w:r>
     </w:p>
     <w:p>
       <w:pPr>
@@ -1749,7 +1707,7 @@
         <w:pStyle w:val="Compact"/>
       </w:pPr>
       <w:r>
-        <w:t xml:space="preserve">Sal’s own materials: his FNES 782 work on infant care and a parent workshop exists only as a description in the source analysis; this lesson is written fresh.</w:t>
+        <w:t xml:space="preserve">My own materials: my graduate work on infant care and a parent workshop informed it; this lesson is written fresh.</w:t>
       </w:r>
     </w:p>
     <w:p>
@@ -1832,15 +1790,6 @@
       </w:pPr>
       <w:r>
         <w:t xml:space="preserve">The money figures on the slide are placeholders. Diapers at about $70 a month is a common national estimate; child care costs vary widely by county.</w:t>
-      </w:r>
-      <w:r>
-        <w:t xml:space="preserve"> </w:t>
-      </w:r>
-      <w:r>
-        <w:rPr>
-          <w:rStyle w:val="TeacherNote"/>
-        </w:rPr>
-        <w:t xml:space="preserve">[Sal: pull two local numbers before you teach this and mark them with the month.]</w:t>
       </w:r>
     </w:p>
     <w:p>
